--- a/Backend/Director_Disclosure/Output_Disclosures/2024-25/BUILDCAST_SOLUTIONS_PRIVATE_LIMITED/MBP-1/MBP1_YASH_JAIN_09134871.docx
+++ b/Backend/Director_Disclosure/Output_Disclosures/2024-25/BUILDCAST_SOLUTIONS_PRIVATE_LIMITED/MBP-1/MBP1_YASH_JAIN_09134871.docx
@@ -957,148 +957,6 @@
                 <w:sz w:val="18"/>
                 <w:u w:val="none"/>
               </w:rPr>
-              <w:t>TRIBASTION TECHNOLOGIES PRIVATE LIMITED</w:t>
-            </w:r>
-          </w:p>
-        </w:tc>
-        <w:tc>
-          <w:tcPr>
-            <w:tcW w:type="dxa" w:w="1814"/>
-            <w:shd w:val="clear" w:color="auto" w:fill="FFFFFF"/>
-            <w:tcBorders>
-              <w:top w:val="single" w:sz="4" w:space="0" w:color="000000"/>
-              <w:left w:val="single" w:sz="4" w:space="0" w:color="000000"/>
-              <w:bottom w:val="single" w:sz="4" w:space="0" w:color="000000"/>
-              <w:right w:val="single" w:sz="4" w:space="0" w:color="000000"/>
-            </w:tcBorders>
-            <w:vAlign w:val="center"/>
-          </w:tcPr>
-          <w:p>
-            <w:pPr>
-              <w:spacing w:before="40" w:after="40"/>
-              <w:jc w:val="left"/>
-            </w:pPr>
-            <w:r>
-              <w:rPr>
-                <w:rFonts w:ascii="Adani" w:hAnsi="Adani"/>
-                <w:b w:val="0"/>
-                <w:sz w:val="18"/>
-                <w:u w:val="none"/>
-              </w:rPr>
-              <w:t>Director</w:t>
-            </w:r>
-          </w:p>
-        </w:tc>
-        <w:tc>
-          <w:tcPr>
-            <w:tcW w:type="dxa" w:w="1020"/>
-            <w:shd w:val="clear" w:color="auto" w:fill="FFFFFF"/>
-            <w:tcBorders>
-              <w:top w:val="single" w:sz="4" w:space="0" w:color="000000"/>
-              <w:left w:val="single" w:sz="4" w:space="0" w:color="000000"/>
-              <w:bottom w:val="single" w:sz="4" w:space="0" w:color="000000"/>
-              <w:right w:val="single" w:sz="4" w:space="0" w:color="000000"/>
-            </w:tcBorders>
-            <w:vAlign w:val="center"/>
-          </w:tcPr>
-          <w:p>
-            <w:pPr>
-              <w:spacing w:before="40" w:after="40"/>
-              <w:jc w:val="left"/>
-            </w:pPr>
-            <w:r>
-              <w:rPr>
-                <w:rFonts w:ascii="Adani" w:hAnsi="Adani"/>
-                <w:b w:val="0"/>
-                <w:sz w:val="18"/>
-                <w:u w:val="none"/>
-              </w:rPr>
-              <w:t>NIL</w:t>
-            </w:r>
-          </w:p>
-        </w:tc>
-        <w:tc>
-          <w:tcPr>
-            <w:tcW w:type="dxa" w:w="1247"/>
-            <w:shd w:val="clear" w:color="auto" w:fill="FFFFFF"/>
-            <w:tcBorders>
-              <w:top w:val="single" w:sz="4" w:space="0" w:color="000000"/>
-              <w:left w:val="single" w:sz="4" w:space="0" w:color="000000"/>
-              <w:bottom w:val="single" w:sz="4" w:space="0" w:color="000000"/>
-              <w:right w:val="single" w:sz="4" w:space="0" w:color="000000"/>
-            </w:tcBorders>
-            <w:vAlign w:val="center"/>
-          </w:tcPr>
-          <w:p>
-            <w:pPr>
-              <w:spacing w:before="40" w:after="40"/>
-              <w:jc w:val="left"/>
-            </w:pPr>
-            <w:r>
-              <w:rPr>
-                <w:rFonts w:ascii="Adani" w:hAnsi="Adani"/>
-                <w:b w:val="0"/>
-                <w:sz w:val="18"/>
-                <w:u w:val="none"/>
-              </w:rPr>
-              <w:t>20/03/2024</w:t>
-            </w:r>
-          </w:p>
-        </w:tc>
-      </w:tr>
-      <w:tr>
-        <w:tc>
-          <w:tcPr>
-            <w:tcW w:type="dxa" w:w="680"/>
-            <w:shd w:val="clear" w:color="auto" w:fill="FFFFFF"/>
-            <w:tcBorders>
-              <w:top w:val="single" w:sz="4" w:space="0" w:color="000000"/>
-              <w:left w:val="single" w:sz="4" w:space="0" w:color="000000"/>
-              <w:bottom w:val="single" w:sz="4" w:space="0" w:color="000000"/>
-              <w:right w:val="single" w:sz="4" w:space="0" w:color="000000"/>
-            </w:tcBorders>
-            <w:vAlign w:val="center"/>
-          </w:tcPr>
-          <w:p>
-            <w:pPr>
-              <w:spacing w:before="40" w:after="40"/>
-              <w:jc w:val="left"/>
-            </w:pPr>
-            <w:r>
-              <w:rPr>
-                <w:rFonts w:ascii="Adani" w:hAnsi="Adani"/>
-                <w:b w:val="0"/>
-                <w:sz w:val="18"/>
-                <w:u w:val="none"/>
-              </w:rPr>
-              <w:t>6</w:t>
-            </w:r>
-          </w:p>
-        </w:tc>
-        <w:tc>
-          <w:tcPr>
-            <w:tcW w:type="dxa" w:w="3969"/>
-            <w:shd w:val="clear" w:color="auto" w:fill="FFFFFF"/>
-            <w:tcBorders>
-              <w:top w:val="single" w:sz="4" w:space="0" w:color="000000"/>
-              <w:left w:val="single" w:sz="4" w:space="0" w:color="000000"/>
-              <w:bottom w:val="single" w:sz="4" w:space="0" w:color="000000"/>
-              <w:right w:val="single" w:sz="4" w:space="0" w:color="000000"/>
-            </w:tcBorders>
-            <w:vAlign w:val="center"/>
-          </w:tcPr>
-          <w:p>
-            <w:pPr>
-              <w:spacing w:before="40" w:after="40"/>
-              <w:jc w:val="left"/>
-            </w:pPr>
-            <w:r>
-              <w:rPr>
-                <w:rFonts w:ascii="Adani" w:hAnsi="Adani"/>
-                <w:b w:val="0"/>
-                <w:sz w:val="18"/>
-                <w:u w:val="none"/>
-              </w:rPr>
               <w:t>NISHKAMA ENTERPRISES PRIVATE LIMITED</w:t>
             </w:r>
           </w:p>
@@ -1420,7 +1278,7 @@
                 <w:sz w:val="18"/>
                 <w:u w:val="none"/>
               </w:rPr>
-              <w:t>Date:   11th May, 2026</w:t>
+              <w:t>Date:   15th May, 2026</w:t>
             </w:r>
           </w:p>
         </w:tc>
@@ -2457,7 +2315,7 @@
                 <w:sz w:val="18"/>
                 <w:u w:val="none"/>
               </w:rPr>
-              <w:t>Date:   11th May, 2026</w:t>
+              <w:t>Date:   15th May, 2026</w:t>
             </w:r>
           </w:p>
         </w:tc>
@@ -2618,7 +2476,7 @@
           <w:sz w:val="20"/>
           <w:u w:val="none"/>
         </w:rPr>
-        <w:t>11th May, 2026</w:t>
+        <w:t>15th May, 2026</w:t>
       </w:r>
     </w:p>
     <w:p>
@@ -2709,21 +2567,6 @@
           <w:u w:val="none"/>
         </w:rPr>
         <w:t>STELLAR EARTH GREEN INFRA PRIVATE LIMITED</w:t>
-      </w:r>
-    </w:p>
-    <w:p>
-      <w:pPr>
-        <w:spacing w:before="0" w:after="20"/>
-        <w:jc w:val="left"/>
-      </w:pPr>
-      <w:r>
-        <w:rPr>
-          <w:rFonts w:ascii="Adani" w:hAnsi="Adani"/>
-          <w:b/>
-          <w:sz w:val="20"/>
-          <w:u w:val="none"/>
-        </w:rPr>
-        <w:t>TRIBASTION TECHNOLOGIES PRIVATE LIMITED</w:t>
       </w:r>
     </w:p>
     <w:p>
@@ -2895,21 +2738,6 @@
           <w:u w:val="none"/>
         </w:rPr>
         <w:t>STELLAR EARTH GREEN INFRA PRIVATE LIMITED</w:t>
-      </w:r>
-    </w:p>
-    <w:p>
-      <w:pPr>
-        <w:spacing w:before="0" w:after="20"/>
-        <w:jc w:val="left"/>
-      </w:pPr>
-      <w:r>
-        <w:rPr>
-          <w:rFonts w:ascii="Adani" w:hAnsi="Adani"/>
-          <w:b w:val="0"/>
-          <w:sz w:val="20"/>
-          <w:u w:val="none"/>
-        </w:rPr>
-        <w:t>TRIBASTION TECHNOLOGIES PRIVATE LIMITED</w:t>
       </w:r>
     </w:p>
     <w:p>
@@ -3682,7 +3510,7 @@
                 <w:sz w:val="18"/>
                 <w:u w:val="none"/>
               </w:rPr>
-              <w:t>6</w:t>
+              <w:t>5</w:t>
             </w:r>
           </w:p>
         </w:tc>
@@ -4311,120 +4139,6 @@
                 <w:sz w:val="18"/>
                 <w:u w:val="none"/>
               </w:rPr>
-              <w:t>U62099GJ2024PTC149820</w:t>
-            </w:r>
-          </w:p>
-        </w:tc>
-        <w:tc>
-          <w:tcPr>
-            <w:tcW w:type="dxa" w:w="4252"/>
-            <w:shd w:val="clear" w:color="auto" w:fill="FFFFFF"/>
-            <w:tcBorders>
-              <w:top w:val="single" w:sz="4" w:space="0" w:color="000000"/>
-              <w:left w:val="single" w:sz="4" w:space="0" w:color="000000"/>
-              <w:bottom w:val="single" w:sz="4" w:space="0" w:color="000000"/>
-              <w:right w:val="single" w:sz="4" w:space="0" w:color="000000"/>
-            </w:tcBorders>
-            <w:vAlign w:val="center"/>
-          </w:tcPr>
-          <w:p>
-            <w:pPr>
-              <w:spacing w:before="40" w:after="40"/>
-              <w:jc w:val="left"/>
-            </w:pPr>
-            <w:r>
-              <w:rPr>
-                <w:rFonts w:ascii="Adani" w:hAnsi="Adani"/>
-                <w:b w:val="0"/>
-                <w:sz w:val="18"/>
-                <w:u w:val="none"/>
-              </w:rPr>
-              <w:t>TRIBASTION TECHNOLOGIES PRIVATE LIMITED</w:t>
-            </w:r>
-          </w:p>
-        </w:tc>
-        <w:tc>
-          <w:tcPr>
-            <w:tcW w:type="dxa" w:w="1587"/>
-            <w:shd w:val="clear" w:color="auto" w:fill="FFFFFF"/>
-            <w:tcBorders>
-              <w:top w:val="single" w:sz="4" w:space="0" w:color="000000"/>
-              <w:left w:val="single" w:sz="4" w:space="0" w:color="000000"/>
-              <w:bottom w:val="single" w:sz="4" w:space="0" w:color="000000"/>
-              <w:right w:val="single" w:sz="4" w:space="0" w:color="000000"/>
-            </w:tcBorders>
-            <w:vAlign w:val="center"/>
-          </w:tcPr>
-          <w:p>
-            <w:pPr>
-              <w:spacing w:before="40" w:after="40"/>
-              <w:jc w:val="left"/>
-            </w:pPr>
-            <w:r>
-              <w:rPr>
-                <w:rFonts w:ascii="Adani" w:hAnsi="Adani"/>
-                <w:b w:val="0"/>
-                <w:sz w:val="18"/>
-                <w:u w:val="none"/>
-              </w:rPr>
-              <w:t>Director</w:t>
-            </w:r>
-          </w:p>
-        </w:tc>
-        <w:tc>
-          <w:tcPr>
-            <w:tcW w:type="dxa" w:w="1304"/>
-            <w:shd w:val="clear" w:color="auto" w:fill="FFFFFF"/>
-            <w:tcBorders>
-              <w:top w:val="single" w:sz="4" w:space="0" w:color="000000"/>
-              <w:left w:val="single" w:sz="4" w:space="0" w:color="000000"/>
-              <w:bottom w:val="single" w:sz="4" w:space="0" w:color="000000"/>
-              <w:right w:val="single" w:sz="4" w:space="0" w:color="000000"/>
-            </w:tcBorders>
-            <w:vAlign w:val="center"/>
-          </w:tcPr>
-          <w:p>
-            <w:pPr>
-              <w:spacing w:before="40" w:after="40"/>
-              <w:jc w:val="left"/>
-            </w:pPr>
-            <w:r>
-              <w:rPr>
-                <w:rFonts w:ascii="Adani" w:hAnsi="Adani"/>
-                <w:b w:val="0"/>
-                <w:sz w:val="18"/>
-                <w:u w:val="none"/>
-              </w:rPr>
-              <w:t>20/03/2024</w:t>
-            </w:r>
-          </w:p>
-        </w:tc>
-      </w:tr>
-      <w:tr>
-        <w:tc>
-          <w:tcPr>
-            <w:tcW w:type="dxa" w:w="2268"/>
-            <w:shd w:val="clear" w:color="auto" w:fill="FFFFFF"/>
-            <w:tcBorders>
-              <w:top w:val="single" w:sz="4" w:space="0" w:color="000000"/>
-              <w:left w:val="single" w:sz="4" w:space="0" w:color="000000"/>
-              <w:bottom w:val="single" w:sz="4" w:space="0" w:color="000000"/>
-              <w:right w:val="single" w:sz="4" w:space="0" w:color="000000"/>
-            </w:tcBorders>
-            <w:vAlign w:val="center"/>
-          </w:tcPr>
-          <w:p>
-            <w:pPr>
-              <w:spacing w:before="40" w:after="40"/>
-              <w:jc w:val="left"/>
-            </w:pPr>
-            <w:r>
-              <w:rPr>
-                <w:rFonts w:ascii="Adani" w:hAnsi="Adani"/>
-                <w:b w:val="0"/>
-                <w:sz w:val="18"/>
-                <w:u w:val="none"/>
-              </w:rPr>
               <w:t>U08102GJ2021PTC121786</w:t>
             </w:r>
           </w:p>

--- a/Backend/Director_Disclosure/Output_Disclosures/2024-25/BUILDCAST_SOLUTIONS_PRIVATE_LIMITED/MBP-1/MBP1_YASH_JAIN_09134871.docx
+++ b/Backend/Director_Disclosure/Output_Disclosures/2024-25/BUILDCAST_SOLUTIONS_PRIVATE_LIMITED/MBP-1/MBP1_YASH_JAIN_09134871.docx
@@ -1278,7 +1278,7 @@
                 <w:sz w:val="18"/>
                 <w:u w:val="none"/>
               </w:rPr>
-              <w:t>Date:   15th May, 2026</w:t>
+              <w:t>Date:   27th May, 2026</w:t>
             </w:r>
           </w:p>
         </w:tc>
@@ -2315,7 +2315,7 @@
                 <w:sz w:val="18"/>
                 <w:u w:val="none"/>
               </w:rPr>
-              <w:t>Date:   15th May, 2026</w:t>
+              <w:t>Date:   27th May, 2026</w:t>
             </w:r>
           </w:p>
         </w:tc>
@@ -2476,7 +2476,7 @@
           <w:sz w:val="20"/>
           <w:u w:val="none"/>
         </w:rPr>
-        <w:t>15th May, 2026</w:t>
+        <w:t>27th May, 2026</w:t>
       </w:r>
     </w:p>
     <w:p>

--- a/Backend/Director_Disclosure/Output_Disclosures/2024-25/BUILDCAST_SOLUTIONS_PRIVATE_LIMITED/MBP-1/MBP1_YASH_JAIN_09134871.docx
+++ b/Backend/Director_Disclosure/Output_Disclosures/2024-25/BUILDCAST_SOLUTIONS_PRIVATE_LIMITED/MBP-1/MBP1_YASH_JAIN_09134871.docx
@@ -559,7 +559,7 @@
                 <w:sz w:val="18"/>
                 <w:u w:val="none"/>
               </w:rPr>
-              <w:t>Director</w:t>
+              <w:t>CEO</w:t>
             </w:r>
           </w:p>
         </w:tc>
@@ -615,7 +615,7 @@
                 <w:sz w:val="18"/>
                 <w:u w:val="none"/>
               </w:rPr>
-              <w:t>31/08/2024</w:t>
+              <w:t>03/03/2026</w:t>
             </w:r>
           </w:p>
         </w:tc>
@@ -1278,7 +1278,7 @@
                 <w:sz w:val="18"/>
                 <w:u w:val="none"/>
               </w:rPr>
-              <w:t>Date:   27th May, 2026</w:t>
+              <w:t>Date:   09th June, 2026</w:t>
             </w:r>
           </w:p>
         </w:tc>
@@ -2315,7 +2315,7 @@
                 <w:sz w:val="18"/>
                 <w:u w:val="none"/>
               </w:rPr>
-              <w:t>Date:   27th May, 2026</w:t>
+              <w:t>Date:   09th June, 2026</w:t>
             </w:r>
           </w:p>
         </w:tc>
@@ -2476,7 +2476,7 @@
           <w:sz w:val="20"/>
           <w:u w:val="none"/>
         </w:rPr>
-        <w:t>27th May, 2026</w:t>
+        <w:t>09th June, 2026</w:t>
       </w:r>
     </w:p>
     <w:p>
@@ -3853,7 +3853,7 @@
                 <w:sz w:val="18"/>
                 <w:u w:val="none"/>
               </w:rPr>
-              <w:t>Director</w:t>
+              <w:t>CEO</w:t>
             </w:r>
           </w:p>
         </w:tc>
@@ -3881,7 +3881,7 @@
                 <w:sz w:val="18"/>
                 <w:u w:val="none"/>
               </w:rPr>
-              <w:t>31/08/2024</w:t>
+              <w:t>03/03/2026</w:t>
             </w:r>
           </w:p>
         </w:tc>
